--- a/public/templates/template-umum.docx
+++ b/public/templates/template-umum.docx
@@ -1165,188 +1165,6 @@
           <w:szCs w:val="24"/>
         </w:rPr>
       </w:pPr>
-      <w:r>
-        <w:rPr>
-          <w:rFonts w:ascii="Arial" w:hAnsi="Arial" w:cs="Arial"/>
-          <w:b/>
-          <w:bCs/>
-          <w:sz w:val="24"/>
-          <w:szCs w:val="24"/>
-        </w:rPr>
-        <w:br w:type="page"/>
-      </w:r>
-    </w:p>
-    <w:p>
-      <w:pPr>
-        <w:spacing w:after="0" w:line="360" w:lineRule="auto"/>
-        <w:jc w:val="center"/>
-        <w:rPr>
-          <w:rFonts w:ascii="Arial" w:hAnsi="Arial" w:cs="Arial"/>
-          <w:b/>
-          <w:bCs/>
-          <w:sz w:val="24"/>
-          <w:szCs w:val="24"/>
-        </w:rPr>
-      </w:pPr>
-      <w:r>
-        <w:rPr>
-          <w:rFonts w:ascii="Arial" w:hAnsi="Arial" w:cs="Arial"/>
-          <w:b/>
-          <w:bCs/>
-          <w:sz w:val="24"/>
-          <w:szCs w:val="24"/>
-        </w:rPr>
-        <w:lastRenderedPageBreak/>
-        <w:t>LAMPIRAN</w:t>
-      </w:r>
-      <w:r>
-        <w:rPr>
-          <w:rFonts w:ascii="Arial" w:hAnsi="Arial" w:cs="Arial"/>
-          <w:b/>
-          <w:bCs/>
-          <w:sz w:val="24"/>
-          <w:szCs w:val="24"/>
-        </w:rPr>
-        <w:t xml:space="preserve"> DOKUMENTASI</w:t>
-      </w:r>
-    </w:p>
-    <w:p>
-      <w:pPr>
-        <w:spacing w:after="0" w:line="360" w:lineRule="auto"/>
-        <w:jc w:val="center"/>
-        <w:rPr>
-          <w:rFonts w:ascii="Arial" w:hAnsi="Arial" w:cs="Arial"/>
-          <w:b/>
-          <w:bCs/>
-          <w:sz w:val="24"/>
-          <w:szCs w:val="24"/>
-        </w:rPr>
-      </w:pPr>
-    </w:p>
-    <w:p>
-      <w:pPr>
-        <w:spacing w:after="0" w:line="360" w:lineRule="auto"/>
-        <w:jc w:val="center"/>
-        <w:rPr>
-          <w:rFonts w:ascii="Arial" w:hAnsi="Arial" w:cs="Arial"/>
-          <w:sz w:val="24"/>
-          <w:szCs w:val="24"/>
-        </w:rPr>
-      </w:pPr>
-      <w:r>
-        <w:rPr>
-          <w:rFonts w:ascii="Arial" w:hAnsi="Arial" w:cs="Arial"/>
-          <w:sz w:val="24"/>
-          <w:szCs w:val="24"/>
-        </w:rPr>
-        <w:t>{#fotos}</w:t>
-      </w:r>
-    </w:p>
-    <w:p>
-      <w:pPr>
-        <w:spacing w:after="0" w:line="360" w:lineRule="auto"/>
-        <w:jc w:val="center"/>
-        <w:rPr>
-          <w:rFonts w:ascii="Arial" w:hAnsi="Arial" w:cs="Arial"/>
-          <w:sz w:val="24"/>
-          <w:szCs w:val="24"/>
-        </w:rPr>
-      </w:pPr>
-      <w:r>
-        <w:rPr>
-          <w:rFonts w:ascii="Arial" w:hAnsi="Arial" w:cs="Arial"/>
-          <w:sz w:val="24"/>
-          <w:szCs w:val="24"/>
-        </w:rPr>
-        <w:t>{%</w:t>
-      </w:r>
-      <w:proofErr w:type="spellStart"/>
-      <w:r>
-        <w:rPr>
-          <w:rFonts w:ascii="Arial" w:hAnsi="Arial" w:cs="Arial"/>
-          <w:sz w:val="24"/>
-          <w:szCs w:val="24"/>
-        </w:rPr>
-        <w:t>url</w:t>
-      </w:r>
-      <w:proofErr w:type="spellEnd"/>
-      <w:r>
-        <w:rPr>
-          <w:rFonts w:ascii="Arial" w:hAnsi="Arial" w:cs="Arial"/>
-          <w:sz w:val="24"/>
-          <w:szCs w:val="24"/>
-        </w:rPr>
-        <w:t>}</w:t>
-      </w:r>
-    </w:p>
-    <w:p>
-      <w:pPr>
-        <w:spacing w:after="0" w:line="360" w:lineRule="auto"/>
-        <w:jc w:val="center"/>
-        <w:rPr>
-          <w:rFonts w:ascii="Arial" w:hAnsi="Arial" w:cs="Arial"/>
-          <w:sz w:val="24"/>
-          <w:szCs w:val="24"/>
-        </w:rPr>
-      </w:pPr>
-      <w:r>
-        <w:rPr>
-          <w:rFonts w:ascii="Arial" w:hAnsi="Arial" w:cs="Arial"/>
-          <w:sz w:val="24"/>
-          <w:szCs w:val="24"/>
-        </w:rPr>
-        <w:t>{keterangan}</w:t>
-      </w:r>
-    </w:p>
-    <w:p>
-      <w:pPr>
-        <w:spacing w:after="0" w:line="360" w:lineRule="auto"/>
-        <w:jc w:val="center"/>
-        <w:rPr>
-          <w:rFonts w:ascii="Arial" w:hAnsi="Arial" w:cs="Arial"/>
-          <w:sz w:val="24"/>
-          <w:szCs w:val="24"/>
-        </w:rPr>
-      </w:pPr>
-    </w:p>
-    <w:p>
-      <w:pPr>
-        <w:spacing w:after="0" w:line="360" w:lineRule="auto"/>
-        <w:jc w:val="center"/>
-        <w:rPr>
-          <w:rFonts w:ascii="Arial" w:hAnsi="Arial" w:cs="Arial"/>
-          <w:b/>
-          <w:bCs/>
-          <w:sz w:val="24"/>
-          <w:szCs w:val="24"/>
-        </w:rPr>
-      </w:pPr>
-      <w:r>
-        <w:rPr>
-          <w:rFonts w:ascii="Arial" w:hAnsi="Arial" w:cs="Arial"/>
-          <w:sz w:val="24"/>
-          <w:szCs w:val="24"/>
-        </w:rPr>
-        <w:t>{/</w:t>
-      </w:r>
-      <w:proofErr w:type="spellStart"/>
-      <w:r>
-        <w:rPr>
-          <w:rFonts w:ascii="Arial" w:hAnsi="Arial" w:cs="Arial"/>
-          <w:sz w:val="24"/>
-          <w:szCs w:val="24"/>
-        </w:rPr>
-        <w:t>fotos</w:t>
-      </w:r>
-      <w:proofErr w:type="spellEnd"/>
-      <w:r>
-        <w:rPr>
-          <w:rFonts w:ascii="Arial" w:hAnsi="Arial" w:cs="Arial"/>
-          <w:sz w:val="24"/>
-          <w:szCs w:val="24"/>
-        </w:rPr>
-        <w:t>}</w:t>
-      </w:r>
     </w:p>
     <w:sectPr>
       <w:pgSz w:w="12240" w:h="15840"/>
